--- a/hub/files/PMap-Lab.docx
+++ b/hub/files/PMap-Lab.docx
@@ -271,8 +271,12 @@
     </w:p>
     <w:p>
       <w:pPr>
-        <w:pStyle w:val="ListNumber"/>
+        <w:ind w:left="432" w:hanging="432"/>
       </w:pPr>
+      <w:r>
+        <w:t>1.</w:t>
+        <w:tab/>
+      </w:r>
       <w:r>
         <w:rPr>
           <w:b/>
@@ -294,8 +298,12 @@
     </w:p>
     <w:p>
       <w:pPr>
-        <w:pStyle w:val="ListNumber"/>
+        <w:ind w:left="432" w:hanging="432"/>
       </w:pPr>
+      <w:r>
+        <w:t>2.</w:t>
+        <w:tab/>
+      </w:r>
       <w:r>
         <w:rPr>
           <w:b/>
@@ -317,8 +325,12 @@
     </w:p>
     <w:p>
       <w:pPr>
-        <w:pStyle w:val="ListNumber"/>
+        <w:ind w:left="432" w:hanging="432"/>
       </w:pPr>
+      <w:r>
+        <w:t>3.</w:t>
+        <w:tab/>
+      </w:r>
       <w:r>
         <w:rPr>
           <w:b/>
@@ -331,8 +343,12 @@
     </w:p>
     <w:p>
       <w:pPr>
-        <w:pStyle w:val="ListNumber"/>
+        <w:ind w:left="432" w:hanging="432"/>
       </w:pPr>
+      <w:r>
+        <w:t>4.</w:t>
+        <w:tab/>
+      </w:r>
       <w:r>
         <w:rPr>
           <w:b/>
@@ -345,8 +361,12 @@
     </w:p>
     <w:p>
       <w:pPr>
-        <w:pStyle w:val="ListNumber"/>
+        <w:ind w:left="432" w:hanging="432"/>
       </w:pPr>
+      <w:r>
+        <w:t>5.</w:t>
+        <w:tab/>
+      </w:r>
       <w:r>
         <w:rPr>
           <w:b/>
@@ -359,8 +379,12 @@
     </w:p>
     <w:p>
       <w:pPr>
-        <w:pStyle w:val="ListNumber"/>
+        <w:ind w:left="432" w:hanging="432"/>
       </w:pPr>
+      <w:r>
+        <w:t>6.</w:t>
+        <w:tab/>
+      </w:r>
       <w:r>
         <w:rPr>
           <w:b/>
@@ -400,8 +424,12 @@
     </w:p>
     <w:p>
       <w:pPr>
-        <w:pStyle w:val="ListNumber"/>
+        <w:ind w:left="432" w:hanging="432"/>
       </w:pPr>
+      <w:r>
+        <w:t>7.</w:t>
+        <w:tab/>
+      </w:r>
       <w:r>
         <w:rPr>
           <w:i/>

--- a/hub/files/PMap-Lab.docx
+++ b/hub/files/PMap-Lab.docx
@@ -57,21 +57,21 @@
                 <w:b/>
                 <w:sz w:val="19"/>
               </w:rPr>
-              <w:t xml:space="preserve">Not separately graded — this workbook is the working guide for your PA8 presentation's </w:t>
+              <w:t xml:space="preserve">Feeds PA8's </w:t>
             </w:r>
             <w:r>
               <w:rPr>
                 <w:b/>
                 <w:sz w:val="19"/>
               </w:rPr>
-              <w:t>AI extension</w:t>
+              <w:t>AI extension &amp; simulation recommendations</w:t>
             </w:r>
             <w:r>
               <w:rPr>
                 <w:b/>
                 <w:sz w:val="19"/>
               </w:rPr>
-              <w:t>, evaluated inside PA8's "AI extension &amp; simulation recommendations" category</w:t>
+              <w:t xml:space="preserve"> category (25% of PA8's 17 pts) — no separate grade, no separate submission</w:t>
             </w:r>
           </w:p>
         </w:tc>
@@ -185,7 +185,7 @@
               <w:rPr>
                 <w:sz w:val="19"/>
               </w:rPr>
-              <w:t>Nothing separate — the map exhibits and Audit Box verdicts go into your PA8 deck (keep the workbook; it backs your Q&amp;A answers)</w:t>
+              <w:t>Nothing separate — the two exhibits and the filled Audit Box go into your PA8 deck's appendix; the verdicts feed Part 2 of the talk</w:t>
             </w:r>
           </w:p>
         </w:tc>
@@ -281,19 +281,10 @@
         <w:rPr>
           <w:b/>
         </w:rPr>
-        <w:t>Explain the method at manager altitude:</w:t>
+        <w:t>Build the means matrix</w:t>
       </w:r>
       <w:r>
-        <w:t xml:space="preserve"> what a perceptual map is, the decision it supports, and that this one runs on a </w:t>
-      </w:r>
-      <w:r>
-        <w:rPr>
-          <w:i/>
-        </w:rPr>
-        <w:t>simulated</w:t>
-      </w:r>
-      <w:r>
-        <w:t xml:space="preserve"> panel (one API call = one synthetic answer; temperature makes answers vary — a distribution of one is not data). Justify the six attributes — ≥2 justifications must cite real aytm numbers (e.g., cost = greatest barrier 59.7%; build quality = top driver 3.62 / 46.3%) — and name one attribute you'd add or cut next wave.</w:t>
+        <w:t xml:space="preserve"> (either path in Appendix B): GPT-4.1 rows, product × attribute means, one decimal, sorted. Check whether the second model ranks products the same on your chosen axes — agreement = reliability, not validity. Remember what the panel is: one API call = one synthetic answer; temperature makes answers vary, so a distribution of one is not data.</w:t>
       </w:r>
     </w:p>
     <w:p>
@@ -311,7 +302,7 @@
         <w:t>Make the frame-of-reference call:</w:t>
       </w:r>
       <w:r>
-        <w:t xml:space="preserve"> the pack holds six products but the map shows five — one is in the wrong category. Identify and exclude it, justifying in 3–5 sentences (revisit the Tahoe Mini stimulus: what is the product explicitly </w:t>
+        <w:t xml:space="preserve"> the pack holds six products but the map shows five — one is in the wrong category. Identify and exclude it in 3–5 sentences (revisit the Tahoe Mini stimulus: what is the product explicitly </w:t>
       </w:r>
       <w:r>
         <w:rPr>
@@ -320,7 +311,7 @@
         <w:t>not</w:t>
       </w:r>
       <w:r>
-        <w:t>?). The panel rated it fluently anyway — say why category definition is the researcher's job, not the panel's.</w:t>
+        <w:t>?). The panel rated it fluently anyway — category definition is the researcher's job, not the panel's.</w:t>
       </w:r>
     </w:p>
     <w:p>
@@ -335,10 +326,10 @@
         <w:rPr>
           <w:b/>
         </w:rPr>
-        <w:t>Execute — build the two exhibits</w:t>
+        <w:t>Draw and read the map:</w:t>
       </w:r>
       <w:r>
-        <w:t xml:space="preserve"> (either path in Appendix B): the product × attribute means matrix (GPT-4.1 rows, five products, one decimal, sorted) and a 2-D map with a justified axis pair — axes labeled with wording + scale, all five products labeled, sourced title. Read it in attribute language (nearest rival, crowded region, open region) and check whether the second model ranks products the same on your axes — agreement = reliability, not validity.</w:t>
+        <w:t xml:space="preserve"> a 2-D map on a justified axis pair — axes labeled with wording + scale, all five products labeled, sourced title. Read it in attribute language (nearest rival, crowded region, open region). Justify the six attributes in two sentences, citing at least two real aytm numbers (e.g., cost = greatest barrier 59.7%; build quality = top driver 3.62 / 46.3%).</w:t>
       </w:r>
     </w:p>
     <w:p>
@@ -356,43 +347,7 @@
         <w:t>Validate against reality:</w:t>
       </w:r>
       <w:r>
-        <w:t xml:space="preserve"> when the real aytm map posts on Canvas (week 12), fill the Panel Audit Box (Appendix A) with computed numbers: orderings and gaps, never raw levels (sim 0–10, real 1–5); variance compression = SD ÷ scale range, both sources; the sim's Tahoe value-for-money score vs. the real barrier evidence; the decoy failures generalized into one screening rule.</w:t>
-      </w:r>
-    </w:p>
-    <w:p>
-      <w:pPr>
-        <w:ind w:left="432" w:hanging="432"/>
-      </w:pPr>
-      <w:r>
-        <w:t>5.</w:t>
-        <w:tab/>
-      </w:r>
-      <w:r>
-        <w:rPr>
-          <w:b/>
-        </w:rPr>
-        <w:t>Deliver the verdict:</w:t>
-      </w:r>
-      <w:r>
-        <w:t xml:space="preserve"> ≥1 feature the real data confirms AND ≥1 it contradicts or cannot verify, ruling which source you follow each time. A validation section where the simulation never loses is graded as theater.</w:t>
-      </w:r>
-    </w:p>
-    <w:p>
-      <w:pPr>
-        <w:ind w:left="432" w:hanging="432"/>
-      </w:pPr>
-      <w:r>
-        <w:t>6.</w:t>
-        <w:tab/>
-      </w:r>
-      <w:r>
-        <w:rPr>
-          <w:b/>
-        </w:rPr>
-        <w:t>Advise:</w:t>
-      </w:r>
-      <w:r>
-        <w:t xml:space="preserve"> three positioning recommendations — "For [whom], the Tahoe Mini is the [category] that [POD]" — each citing a map position or cell value and tagged </w:t>
+        <w:t xml:space="preserve"> when the real aytm map posts on Canvas (week 12), fill the Panel Audit Box (Appendix A) with computed numbers — orderings and gaps, never raw levels (sim 0–10, real 1–5); variance compression = SD ÷ scale range, both sources; the sim's Tahoe value-for-money score vs. the real barrier evidence; the decoy failures generalized into one screening rule. Report what the real data confirms and what it does not; if everything holds, say which check you trust least and why. Your PA8 Part 2 verdict and three tagged positioning recommendations — "For [whom], the Tahoe Mini is the [category] that [POD]", each </w:t>
       </w:r>
       <w:r>
         <w:rPr>
@@ -410,7 +365,7 @@
         <w:t>[Sim-only — verify before acting]</w:t>
       </w:r>
       <w:r>
-        <w:t xml:space="preserve">, or </w:t>
+        <w:t xml:space="preserve"> or </w:t>
       </w:r>
       <w:r>
         <w:rPr>
@@ -419,25 +374,7 @@
         <w:t>[Overruled]</w:t>
       </w:r>
       <w:r>
-        <w:t>. Not all three may be [Confirmed].</w:t>
-      </w:r>
-    </w:p>
-    <w:p>
-      <w:pPr>
-        <w:ind w:left="432" w:hanging="432"/>
-      </w:pPr>
-      <w:r>
-        <w:t>7.</w:t>
-        <w:tab/>
-      </w:r>
-      <w:r>
-        <w:rPr>
-          <w:i/>
-        </w:rPr>
-        <w:t>Optional, +2 bonus:</w:t>
-      </w:r>
-      <w:r>
-        <w:t xml:space="preserve"> rerun a small slice of the panel on your own API key; one paragraph on how far the Tahoe row moved (run-to-run reliability), CSV attached.</w:t>
+        <w:t xml:space="preserve"> with a cited cell value — come from this box.</w:t>
       </w:r>
     </w:p>
     <w:p>
@@ -459,7 +396,7 @@
         <w:t xml:space="preserve">☐  </w:t>
       </w:r>
       <w:r>
-        <w:t>Memo ≤5 pages: Explain → Execute takeaways → Panel Audit Box → Advise (map and means table don't count toward the 5)</w:t>
+        <w:t>Exhibit: means matrix (in the PA8 deck appendix)</w:t>
       </w:r>
     </w:p>
     <w:p>
@@ -473,7 +410,7 @@
         <w:t xml:space="preserve">☐  </w:t>
       </w:r>
       <w:r>
-        <w:t>Exhibit: means matrix</w:t>
+        <w:t>Exhibit: labeled perceptual map — build path stated (in the PA8 deck appendix)</w:t>
       </w:r>
     </w:p>
     <w:p>
@@ -487,7 +424,7 @@
         <w:t xml:space="preserve">☐  </w:t>
       </w:r>
       <w:r>
-        <w:t>Exhibit: labeled perceptual map — build path stated</w:t>
+        <w:t>Panel Audit Box (Appendix A), computed numbers in every row (in the PA8 deck appendix)</w:t>
       </w:r>
     </w:p>
     <w:p>
@@ -501,35 +438,7 @@
         <w:t xml:space="preserve">☐  </w:t>
       </w:r>
       <w:r>
-        <w:t>Panel Audit Box (Appendix A), computed numbers in every row</w:t>
-      </w:r>
-    </w:p>
-    <w:p>
-      <w:pPr>
-        <w:ind w:left="360"/>
-      </w:pPr>
-      <w:r>
-        <w:rPr>
-          <w:b/>
-        </w:rPr>
-        <w:t xml:space="preserve">☐  </w:t>
-      </w:r>
-      <w:r>
-        <w:t>AI reflection (below)</w:t>
-      </w:r>
-    </w:p>
-    <w:p>
-      <w:pPr>
-        <w:ind w:left="360"/>
-      </w:pPr>
-      <w:r>
-        <w:rPr>
-          <w:b/>
-        </w:rPr>
-        <w:t xml:space="preserve">☐  </w:t>
-      </w:r>
-      <w:r>
-        <w:t>Bonus only: rerun paragraph + raw CSV</w:t>
+        <w:t>AI reflection (below) — folded into PA8's reflection, nothing separate</w:t>
       </w:r>
     </w:p>
     <w:p>
@@ -538,6 +447,20 @@
       </w:pPr>
       <w:r>
         <w:t>How you'll be graded</w:t>
+      </w:r>
+    </w:p>
+    <w:p>
+      <w:r>
+        <w:t xml:space="preserve">This is how PA8's </w:t>
+      </w:r>
+      <w:r>
+        <w:rPr>
+          <w:i/>
+        </w:rPr>
+        <w:t>AI extension &amp; simulation recommendations</w:t>
+      </w:r>
+      <w:r>
+        <w:t xml:space="preserve"> category reads your lab work.</w:t>
       </w:r>
     </w:p>
     <w:tbl>
@@ -776,7 +699,7 @@
               <w:rPr>
                 <w:sz w:val="19"/>
               </w:rPr>
-              <w:t>Audit Box numeric throughout: orderings not levels, SD ÷ range for both sources, decoy generalized to a screening rule; verdict names ≥1 confirmed AND ≥1 contradicted feature with a source ruling</w:t>
+              <w:t>Audit Box numeric throughout: orderings not levels, SD ÷ range for both sources, decoy generalized to a screening rule; verdict rules, feature by feature, which source you follow and cites the number behind it</w:t>
             </w:r>
           </w:p>
         </w:tc>
@@ -832,7 +755,7 @@
               <w:rPr>
                 <w:sz w:val="19"/>
               </w:rPr>
-              <w:t>Three target/frame/POD recommendations, each with cited map evidence and a defensible tag; not all [Confirmed]</w:t>
+              <w:t>Three target/frame/POD recommendations, each with cited map evidence and a tag the Audit Box numbers defend</w:t>
             </w:r>
           </w:p>
         </w:tc>
@@ -950,7 +873,7 @@
         <w:t>subject</w:t>
       </w:r>
       <w:r>
-        <w:t xml:space="preserve"> is AI output — these prompts cover how you used AI to build and write the memo, not the panel data itself.</w:t>
+        <w:t xml:space="preserve"> is AI output — these prompts cover how you used AI to build the exhibits, not the panel data itself. Fold the answers into PA8's AI reflection; nothing is submitted separately.</w:t>
       </w:r>
     </w:p>
     <w:p>
@@ -1389,7 +1312,7 @@
         <w:t xml:space="preserve">☐  </w:t>
       </w:r>
       <w:r>
-        <w:t>Verdict row names ≥1 confirmed AND ≥1 contradicted/unverifiable feature</w:t>
+        <w:t>Verdict row rules, feature by feature, which source you follow</w:t>
       </w:r>
     </w:p>
     <w:p>
